--- a/treasury-platform/docs/30-readiness/word/DOC-F14-facility-review-reservation-utilisation-states.docx
+++ b/treasury-platform/docs/30-readiness/word/DOC-F14-facility-review-reservation-utilisation-states.docx
@@ -19945,6 +19945,26 @@
             </w:pPr>
             <w:r>
               <w:rPr>
+                <w:rFonts w:ascii="Segoe UI Emoji" w:cs="Segoe UI Emoji" w:eastAsia="Segoe UI Emoji" w:hAnsi="Segoe UI Emoji"/>
+                <w:sz w:val="18"/>
+                <w:szCs w:val="18"/>
+                <w:rtl/>
+              </w:rPr>
+              <w:t xml:space="preserve">✅</w:t>
+            </w:r>
+            <w:r>
+              <w:rPr>
+                <w:rFonts w:ascii="Arial" w:cs="Arial" w:eastAsia="Arial" w:hAnsi="Arial"/>
+                <w:b w:val="false"/>
+                <w:bCs w:val="false"/>
+                <w:sz w:val="18"/>
+                <w:szCs w:val="18"/>
+                <w:rtl/>
+              </w:rPr>
+              <w:t xml:space="preserve"> معتمد من المالك (2026-10-12): </w:t>
+            </w:r>
+            <w:r>
+              <w:rPr>
                 <w:rFonts w:ascii="Courier New" w:cs="Courier New" w:eastAsia="Courier New" w:hAnsi="Courier New"/>
                 <w:b w:val="false"/>
                 <w:bCs w:val="false"/>
@@ -20146,14 +20166,23 @@
             </w:pPr>
             <w:r>
               <w:rPr>
-                <w:rFonts w:ascii="Arial" w:cs="Arial" w:eastAsia="Arial" w:hAnsi="Arial"/>
-                <w:b w:val="false"/>
-                <w:bCs w:val="false"/>
-                <w:sz w:val="18"/>
-                <w:szCs w:val="18"/>
-                <w:rtl/>
-              </w:rPr>
-              <w:t xml:space="preserve">نعم</w:t>
+                <w:rFonts w:ascii="Segoe UI Emoji" w:cs="Segoe UI Emoji" w:eastAsia="Segoe UI Emoji" w:hAnsi="Segoe UI Emoji"/>
+                <w:sz w:val="18"/>
+                <w:szCs w:val="18"/>
+                <w:rtl/>
+              </w:rPr>
+              <w:t xml:space="preserve">✅</w:t>
+            </w:r>
+            <w:r>
+              <w:rPr>
+                <w:rFonts w:ascii="Arial" w:cs="Arial" w:eastAsia="Arial" w:hAnsi="Arial"/>
+                <w:b w:val="false"/>
+                <w:bCs w:val="false"/>
+                <w:sz w:val="18"/>
+                <w:szCs w:val="18"/>
+                <w:rtl/>
+              </w:rPr>
+              <w:t xml:space="preserve"> معتمد من المالك (2026-10-12): نعم</w:t>
             </w:r>
           </w:p>
         </w:tc>
@@ -20333,14 +20362,23 @@
             </w:pPr>
             <w:r>
               <w:rPr>
-                <w:rFonts w:ascii="Arial" w:cs="Arial" w:eastAsia="Arial" w:hAnsi="Arial"/>
-                <w:b w:val="false"/>
-                <w:bCs w:val="false"/>
-                <w:sz w:val="18"/>
-                <w:szCs w:val="18"/>
-                <w:rtl/>
-              </w:rPr>
-              <w:t xml:space="preserve">لا حجز ولا زيادة؛ التحويل مسموح مع تنبيه TM لأن البنك قد أصدر</w:t>
+                <w:rFonts w:ascii="Segoe UI Emoji" w:cs="Segoe UI Emoji" w:eastAsia="Segoe UI Emoji" w:hAnsi="Segoe UI Emoji"/>
+                <w:sz w:val="18"/>
+                <w:szCs w:val="18"/>
+                <w:rtl/>
+              </w:rPr>
+              <w:t xml:space="preserve">✅</w:t>
+            </w:r>
+            <w:r>
+              <w:rPr>
+                <w:rFonts w:ascii="Arial" w:cs="Arial" w:eastAsia="Arial" w:hAnsi="Arial"/>
+                <w:b w:val="false"/>
+                <w:bCs w:val="false"/>
+                <w:sz w:val="18"/>
+                <w:szCs w:val="18"/>
+                <w:rtl/>
+              </w:rPr>
+              <w:t xml:space="preserve"> معتمد من المالك (2026-10-12): لا حجز ولا زيادة؛ التحويل مسموح مع تنبيه TM لأن البنك قد أصدر</w:t>
             </w:r>
           </w:p>
         </w:tc>
@@ -20521,14 +20559,23 @@
             </w:pPr>
             <w:r>
               <w:rPr>
-                <w:rFonts w:ascii="Arial" w:cs="Arial" w:eastAsia="Arial" w:hAnsi="Arial"/>
-                <w:b w:val="false"/>
-                <w:bCs w:val="false"/>
-                <w:sz w:val="18"/>
-                <w:szCs w:val="18"/>
-                <w:rtl/>
-              </w:rPr>
-              <w:t xml:space="preserve">تُفك بسبب MANUAL ويصدر </w:t>
+                <w:rFonts w:ascii="Segoe UI Emoji" w:cs="Segoe UI Emoji" w:eastAsia="Segoe UI Emoji" w:hAnsi="Segoe UI Emoji"/>
+                <w:sz w:val="18"/>
+                <w:szCs w:val="18"/>
+                <w:rtl/>
+              </w:rPr>
+              <w:t xml:space="preserve">✅</w:t>
+            </w:r>
+            <w:r>
+              <w:rPr>
+                <w:rFonts w:ascii="Arial" w:cs="Arial" w:eastAsia="Arial" w:hAnsi="Arial"/>
+                <w:b w:val="false"/>
+                <w:bCs w:val="false"/>
+                <w:sz w:val="18"/>
+                <w:szCs w:val="18"/>
+                <w:rtl/>
+              </w:rPr>
+              <w:t xml:space="preserve"> معتمد من المالك (2026-10-12): تُفك بسبب MANUAL ويصدر </w:t>
             </w:r>
             <w:r>
               <w:rPr>
@@ -20732,14 +20779,23 @@
             </w:pPr>
             <w:r>
               <w:rPr>
-                <w:rFonts w:ascii="Arial" w:cs="Arial" w:eastAsia="Arial" w:hAnsi="Arial"/>
-                <w:b w:val="false"/>
-                <w:bCs w:val="false"/>
-                <w:sz w:val="18"/>
-                <w:szCs w:val="18"/>
-                <w:rtl/>
-              </w:rPr>
-              <w:t xml:space="preserve">تُنقل إلى العقدة بالرمز نفسه في اللاحق بحركة مدققة؛ وما لا مقابل له يظهر في R-FAC-03</w:t>
+                <w:rFonts w:ascii="Segoe UI Emoji" w:cs="Segoe UI Emoji" w:eastAsia="Segoe UI Emoji" w:hAnsi="Segoe UI Emoji"/>
+                <w:sz w:val="18"/>
+                <w:szCs w:val="18"/>
+                <w:rtl/>
+              </w:rPr>
+              <w:t xml:space="preserve">✅</w:t>
+            </w:r>
+            <w:r>
+              <w:rPr>
+                <w:rFonts w:ascii="Arial" w:cs="Arial" w:eastAsia="Arial" w:hAnsi="Arial"/>
+                <w:b w:val="false"/>
+                <w:bCs w:val="false"/>
+                <w:sz w:val="18"/>
+                <w:szCs w:val="18"/>
+                <w:rtl/>
+              </w:rPr>
+              <w:t xml:space="preserve"> معتمد من المالك (2026-10-12): تُنقل إلى العقدة بالرمز نفسه في اللاحق بحركة مدققة؛ وما لا مقابل له يظهر في R-FAC-03</w:t>
             </w:r>
           </w:p>
         </w:tc>
@@ -20920,14 +20976,23 @@
             </w:pPr>
             <w:r>
               <w:rPr>
-                <w:rFonts w:ascii="Arial" w:cs="Arial" w:eastAsia="Arial" w:hAnsi="Arial"/>
-                <w:b w:val="false"/>
-                <w:bCs w:val="false"/>
-                <w:sz w:val="18"/>
-                <w:szCs w:val="18"/>
-                <w:rtl/>
-              </w:rPr>
-              <w:t xml:space="preserve">NOT_CONFIRMED حتى بدء اللاحق</w:t>
+                <w:rFonts w:ascii="Segoe UI Emoji" w:cs="Segoe UI Emoji" w:eastAsia="Segoe UI Emoji" w:hAnsi="Segoe UI Emoji"/>
+                <w:sz w:val="18"/>
+                <w:szCs w:val="18"/>
+                <w:rtl/>
+              </w:rPr>
+              <w:t xml:space="preserve">✅</w:t>
+            </w:r>
+            <w:r>
+              <w:rPr>
+                <w:rFonts w:ascii="Arial" w:cs="Arial" w:eastAsia="Arial" w:hAnsi="Arial"/>
+                <w:b w:val="false"/>
+                <w:bCs w:val="false"/>
+                <w:sz w:val="18"/>
+                <w:szCs w:val="18"/>
+                <w:rtl/>
+              </w:rPr>
+              <w:t xml:space="preserve"> معتمد من المالك (2026-10-12): NOT_CONFIRMED حتى بدء اللاحق</w:t>
             </w:r>
           </w:p>
         </w:tc>
@@ -21107,14 +21172,23 @@
             </w:pPr>
             <w:r>
               <w:rPr>
-                <w:rFonts w:ascii="Arial" w:cs="Arial" w:eastAsia="Arial" w:hAnsi="Arial"/>
-                <w:b w:val="false"/>
-                <w:bCs w:val="false"/>
-                <w:sz w:val="18"/>
-                <w:szCs w:val="18"/>
-                <w:rtl/>
-              </w:rPr>
-              <w:t xml:space="preserve">مرفوض LIMIT_NOT_ACTIVE حتى </w:t>
+                <w:rFonts w:ascii="Segoe UI Emoji" w:cs="Segoe UI Emoji" w:eastAsia="Segoe UI Emoji" w:hAnsi="Segoe UI Emoji"/>
+                <w:sz w:val="18"/>
+                <w:szCs w:val="18"/>
+                <w:rtl/>
+              </w:rPr>
+              <w:t xml:space="preserve">✅</w:t>
+            </w:r>
+            <w:r>
+              <w:rPr>
+                <w:rFonts w:ascii="Arial" w:cs="Arial" w:eastAsia="Arial" w:hAnsi="Arial"/>
+                <w:b w:val="false"/>
+                <w:bCs w:val="false"/>
+                <w:sz w:val="18"/>
+                <w:szCs w:val="18"/>
+                <w:rtl/>
+              </w:rPr>
+              <w:t xml:space="preserve"> معتمد من المالك (2026-10-12): مرفوض LIMIT_NOT_ACTIVE حتى </w:t>
             </w:r>
             <w:r>
               <w:rPr>
@@ -21870,14 +21944,23 @@
             </w:pPr>
             <w:r>
               <w:rPr>
-                <w:rFonts w:ascii="Arial" w:cs="Arial" w:eastAsia="Arial" w:hAnsi="Arial"/>
-                <w:b w:val="false"/>
-                <w:bCs w:val="false"/>
-                <w:sz w:val="18"/>
-                <w:szCs w:val="18"/>
-                <w:rtl/>
-              </w:rPr>
-              <w:t xml:space="preserve">كما في §2.2</w:t>
+                <w:rFonts w:ascii="Segoe UI Emoji" w:cs="Segoe UI Emoji" w:eastAsia="Segoe UI Emoji" w:hAnsi="Segoe UI Emoji"/>
+                <w:sz w:val="18"/>
+                <w:szCs w:val="18"/>
+                <w:rtl/>
+              </w:rPr>
+              <w:t xml:space="preserve">✅</w:t>
+            </w:r>
+            <w:r>
+              <w:rPr>
+                <w:rFonts w:ascii="Arial" w:cs="Arial" w:eastAsia="Arial" w:hAnsi="Arial"/>
+                <w:b w:val="false"/>
+                <w:bCs w:val="false"/>
+                <w:sz w:val="18"/>
+                <w:szCs w:val="18"/>
+                <w:rtl/>
+              </w:rPr>
+              <w:t xml:space="preserve"> معتمد من المالك (2026-10-12): كما في §2.2</w:t>
             </w:r>
           </w:p>
         </w:tc>

--- a/treasury-platform/docs/30-readiness/word/DOC-F14-facility-review-reservation-utilisation-states.docx
+++ b/treasury-platform/docs/30-readiness/word/DOC-F14-facility-review-reservation-utilisation-states.docx
@@ -4267,13 +4267,12 @@
       </w:r>
       <w:r>
         <w:rPr>
-          <w:rFonts w:ascii="Arial" w:cs="Arial" w:eastAsia="Arial" w:hAnsi="Arial"/>
-          <w:color w:val="E0A800"/>
+          <w:rFonts w:ascii="Segoe UI Emoji" w:cs="Segoe UI Emoji" w:eastAsia="Segoe UI Emoji" w:hAnsi="Segoe UI Emoji"/>
           <w:sz w:val="21"/>
           <w:szCs w:val="21"/>
           <w:rtl/>
         </w:rPr>
-        <w:t xml:space="preserve">●</w:t>
+        <w:t xml:space="preserve">✅</w:t>
       </w:r>
       <w:r>
         <w:rPr>
@@ -4284,7 +4283,55 @@
           <w:szCs w:val="21"/>
           <w:rtl/>
         </w:rPr>
-        <w:t xml:space="preserve"> رمز صلاحية هذه الكتابة في DQ-F14-1.</w:t>
+        <w:t xml:space="preserve"> رمز صلاحية هذه الكتابة </w:t>
+      </w:r>
+      <w:r>
+        <w:rPr>
+          <w:rFonts w:ascii="Courier New" w:cs="Courier New" w:eastAsia="Courier New" w:hAnsi="Courier New"/>
+          <w:b w:val="false"/>
+          <w:bCs w:val="false"/>
+          <w:color w:val="1F2937"/>
+          <w:sz w:val="18"/>
+          <w:szCs w:val="18"/>
+          <w:shd w:fill="F1F3F5" w:color="auto" w:val="clear"/>
+          <w:rtl/>
+        </w:rPr>
+        <w:t xml:space="preserve">‎fac.lifecycle.manage‎</w:t>
+      </w:r>
+      <w:r>
+        <w:rPr>
+          <w:rFonts w:ascii="Arial" w:cs="Arial" w:eastAsia="Arial" w:hAnsi="Arial"/>
+          <w:b w:val="false"/>
+          <w:bCs w:val="false"/>
+          <w:sz w:val="21"/>
+          <w:szCs w:val="21"/>
+          <w:rtl/>
+        </w:rPr>
+        <w:t xml:space="preserve"> لـ TM وFO، والتعليق ورفعه بـ </w:t>
+      </w:r>
+      <w:r>
+        <w:rPr>
+          <w:rFonts w:ascii="Courier New" w:cs="Courier New" w:eastAsia="Courier New" w:hAnsi="Courier New"/>
+          <w:b w:val="false"/>
+          <w:bCs w:val="false"/>
+          <w:color w:val="1F2937"/>
+          <w:sz w:val="18"/>
+          <w:szCs w:val="18"/>
+          <w:shd w:fill="F1F3F5" w:color="auto" w:val="clear"/>
+          <w:rtl/>
+        </w:rPr>
+        <w:t xml:space="preserve">‎fac.lifecycle.suspend‎</w:t>
+      </w:r>
+      <w:r>
+        <w:rPr>
+          <w:rFonts w:ascii="Arial" w:cs="Arial" w:eastAsia="Arial" w:hAnsi="Arial"/>
+          <w:b w:val="false"/>
+          <w:bCs w:val="false"/>
+          <w:sz w:val="21"/>
+          <w:szCs w:val="21"/>
+          <w:rtl/>
+        </w:rPr>
+        <w:t xml:space="preserve"> لـ TM وحده (DQ-F14-1، B7d).</w:t>
       </w:r>
     </w:p>
     <w:p>
@@ -6567,24 +6614,23 @@
             </w:pPr>
             <w:r>
               <w:rPr>
-                <w:rFonts w:ascii="Arial" w:cs="Arial" w:eastAsia="Arial" w:hAnsi="Arial"/>
-                <w:color w:val="E0A800"/>
-                <w:sz w:val="18"/>
-                <w:szCs w:val="18"/>
-                <w:rtl/>
-              </w:rPr>
-              <w:t xml:space="preserve">●</w:t>
-            </w:r>
-            <w:r>
-              <w:rPr>
-                <w:rFonts w:ascii="Arial" w:cs="Arial" w:eastAsia="Arial" w:hAnsi="Arial"/>
-                <w:b w:val="false"/>
-                <w:bCs w:val="false"/>
-                <w:sz w:val="18"/>
-                <w:szCs w:val="18"/>
-                <w:rtl/>
-              </w:rPr>
-              <w:t xml:space="preserve"> DQ-F14-5</w:t>
+                <w:rFonts w:ascii="Segoe UI Emoji" w:cs="Segoe UI Emoji" w:eastAsia="Segoe UI Emoji" w:hAnsi="Segoe UI Emoji"/>
+                <w:sz w:val="18"/>
+                <w:szCs w:val="18"/>
+                <w:rtl/>
+              </w:rPr>
+              <w:t xml:space="preserve">✅</w:t>
+            </w:r>
+            <w:r>
+              <w:rPr>
+                <w:rFonts w:ascii="Arial" w:cs="Arial" w:eastAsia="Arial" w:hAnsi="Arial"/>
+                <w:b w:val="false"/>
+                <w:bCs w:val="false"/>
+                <w:sz w:val="18"/>
+                <w:szCs w:val="18"/>
+                <w:rtl/>
+              </w:rPr>
+              <w:t xml:space="preserve"> DQ-F14-5: البند القديم TRANSFERRED يشير بالجديد في اللاحق، وحركة TRANSFER بسبب (B6)</w:t>
             </w:r>
           </w:p>
         </w:tc>
@@ -19642,11 +19688,11 @@
         </w:tblBorders>
       </w:tblPr>
       <w:tblGrid>
-        <w:gridCol w:w="1251"/>
-        <w:gridCol w:w="2225"/>
-        <w:gridCol w:w="2784"/>
-        <w:gridCol w:w="961"/>
-        <w:gridCol w:w="2643"/>
+        <w:gridCol w:w="1129"/>
+        <w:gridCol w:w="2007"/>
+        <w:gridCol w:w="3390"/>
+        <w:gridCol w:w="955"/>
+        <w:gridCol w:w="2383"/>
       </w:tblGrid>
       <w:tr>
         <w:trPr>
@@ -19655,7 +19701,7 @@
         </w:trPr>
         <w:tc>
           <w:tcPr>
-            <w:tcW w:type="dxa" w:w="1251"/>
+            <w:tcW w:type="dxa" w:w="1129"/>
             <w:tcBorders>
               <w:top w:val="single" w:color="BFC9D6" w:sz="4"/>
               <w:left w:val="single" w:color="BFC9D6" w:sz="4"/>
@@ -19693,7 +19739,7 @@
         </w:tc>
         <w:tc>
           <w:tcPr>
-            <w:tcW w:type="dxa" w:w="2225"/>
+            <w:tcW w:type="dxa" w:w="2007"/>
             <w:tcBorders>
               <w:top w:val="single" w:color="BFC9D6" w:sz="4"/>
               <w:left w:val="single" w:color="BFC9D6" w:sz="4"/>
@@ -19731,7 +19777,7 @@
         </w:tc>
         <w:tc>
           <w:tcPr>
-            <w:tcW w:type="dxa" w:w="2784"/>
+            <w:tcW w:type="dxa" w:w="3390"/>
             <w:tcBorders>
               <w:top w:val="single" w:color="BFC9D6" w:sz="4"/>
               <w:left w:val="single" w:color="BFC9D6" w:sz="4"/>
@@ -19769,7 +19815,7 @@
         </w:tc>
         <w:tc>
           <w:tcPr>
-            <w:tcW w:type="dxa" w:w="961"/>
+            <w:tcW w:type="dxa" w:w="955"/>
             <w:tcBorders>
               <w:top w:val="single" w:color="BFC9D6" w:sz="4"/>
               <w:left w:val="single" w:color="BFC9D6" w:sz="4"/>
@@ -19807,7 +19853,7 @@
         </w:tc>
         <w:tc>
           <w:tcPr>
-            <w:tcW w:type="dxa" w:w="2643"/>
+            <w:tcW w:type="dxa" w:w="2383"/>
             <w:tcBorders>
               <w:top w:val="single" w:color="BFC9D6" w:sz="4"/>
               <w:left w:val="single" w:color="BFC9D6" w:sz="4"/>
@@ -19850,7 +19896,7 @@
         </w:trPr>
         <w:tc>
           <w:tcPr>
-            <w:tcW w:type="dxa" w:w="1251"/>
+            <w:tcW w:type="dxa" w:w="1129"/>
             <w:tcBorders>
               <w:top w:val="single" w:color="BFC9D6" w:sz="4"/>
               <w:left w:val="single" w:color="BFC9D6" w:sz="4"/>
@@ -19886,7 +19932,7 @@
         </w:tc>
         <w:tc>
           <w:tcPr>
-            <w:tcW w:type="dxa" w:w="2225"/>
+            <w:tcW w:type="dxa" w:w="2007"/>
             <w:tcBorders>
               <w:top w:val="single" w:color="BFC9D6" w:sz="4"/>
               <w:left w:val="single" w:color="BFC9D6" w:sz="4"/>
@@ -19922,7 +19968,7 @@
         </w:tc>
         <w:tc>
           <w:tcPr>
-            <w:tcW w:type="dxa" w:w="2784"/>
+            <w:tcW w:type="dxa" w:w="3390"/>
             <w:tcBorders>
               <w:top w:val="single" w:color="BFC9D6" w:sz="4"/>
               <w:left w:val="single" w:color="BFC9D6" w:sz="4"/>
@@ -19985,13 +20031,81 @@
                 <w:szCs w:val="18"/>
                 <w:rtl/>
               </w:rPr>
-              <w:t xml:space="preserve"> لـ TM وFO، والتعليق ورفعه لـ TM فقط</w:t>
-            </w:r>
-          </w:p>
-        </w:tc>
-        <w:tc>
-          <w:tcPr>
-            <w:tcW w:type="dxa" w:w="961"/>
+              <w:t xml:space="preserve"> لـ TM وFO، والتعليق ورفعه لـ TM فقط. </w:t>
+            </w:r>
+            <w:r>
+              <w:rPr>
+                <w:rFonts w:ascii="Segoe UI Emoji" w:cs="Segoe UI Emoji" w:eastAsia="Segoe UI Emoji" w:hAnsi="Segoe UI Emoji"/>
+                <w:sz w:val="18"/>
+                <w:szCs w:val="18"/>
+                <w:rtl/>
+              </w:rPr>
+              <w:t xml:space="preserve">✅</w:t>
+            </w:r>
+            <w:r>
+              <w:rPr>
+                <w:rFonts w:ascii="Arial" w:cs="Arial" w:eastAsia="Arial" w:hAnsi="Arial"/>
+                <w:b w:val="false"/>
+                <w:bCs w:val="false"/>
+                <w:sz w:val="18"/>
+                <w:szCs w:val="18"/>
+                <w:rtl/>
+              </w:rPr>
+              <w:t xml:space="preserve"> منفّذ (2026-10-18، B7d): </w:t>
+            </w:r>
+            <w:r>
+              <w:rPr>
+                <w:rFonts w:ascii="Courier New" w:cs="Courier New" w:eastAsia="Courier New" w:hAnsi="Courier New"/>
+                <w:b w:val="false"/>
+                <w:bCs w:val="false"/>
+                <w:color w:val="1F2937"/>
+                <w:sz w:val="16"/>
+                <w:szCs w:val="16"/>
+                <w:shd w:fill="F1F3F5" w:color="auto" w:val="clear"/>
+                <w:rtl/>
+              </w:rPr>
+              <w:t xml:space="preserve">‎fac.lifecycle.manage‎</w:t>
+            </w:r>
+            <w:r>
+              <w:rPr>
+                <w:rFonts w:ascii="Arial" w:cs="Arial" w:eastAsia="Arial" w:hAnsi="Arial"/>
+                <w:b w:val="false"/>
+                <w:bCs w:val="false"/>
+                <w:sz w:val="18"/>
+                <w:szCs w:val="18"/>
+                <w:rtl/>
+              </w:rPr>
+              <w:t xml:space="preserve"> لـ TM وFO و</w:t>
+            </w:r>
+            <w:r>
+              <w:rPr>
+                <w:rFonts w:ascii="Courier New" w:cs="Courier New" w:eastAsia="Courier New" w:hAnsi="Courier New"/>
+                <w:b w:val="false"/>
+                <w:bCs w:val="false"/>
+                <w:color w:val="1F2937"/>
+                <w:sz w:val="16"/>
+                <w:szCs w:val="16"/>
+                <w:shd w:fill="F1F3F5" w:color="auto" w:val="clear"/>
+                <w:rtl/>
+              </w:rPr>
+              <w:t xml:space="preserve">‎fac.lifecycle.suspend‎</w:t>
+            </w:r>
+            <w:r>
+              <w:rPr>
+                <w:rFonts w:ascii="Arial" w:cs="Arial" w:eastAsia="Arial" w:hAnsi="Arial"/>
+                <w:b w:val="false"/>
+                <w:bCs w:val="false"/>
+                <w:sz w:val="18"/>
+                <w:szCs w:val="18"/>
+                <w:rtl/>
+              </w:rPr>
+              <w:t xml:space="preserve"> لـ TM في db/seed/102_permissions.sql (139 صلاحية)</w:t>
+            </w:r>
+          </w:p>
+        </w:tc>
+        <w:tc>
+          <w:tcPr>
+            <w:tcW w:type="dxa" w:w="955"/>
             <w:tcBorders>
               <w:top w:val="single" w:color="BFC9D6" w:sz="4"/>
               <w:left w:val="single" w:color="BFC9D6" w:sz="4"/>
@@ -20027,7 +20141,7 @@
         </w:tc>
         <w:tc>
           <w:tcPr>
-            <w:tcW w:type="dxa" w:w="2643"/>
+            <w:tcW w:type="dxa" w:w="2383"/>
             <w:tcBorders>
               <w:top w:val="single" w:color="BFC9D6" w:sz="4"/>
               <w:left w:val="single" w:color="BFC9D6" w:sz="4"/>
@@ -20068,7 +20182,7 @@
         </w:trPr>
         <w:tc>
           <w:tcPr>
-            <w:tcW w:type="dxa" w:w="1251"/>
+            <w:tcW w:type="dxa" w:w="1129"/>
             <w:tcBorders>
               <w:top w:val="single" w:color="BFC9D6" w:sz="4"/>
               <w:left w:val="single" w:color="BFC9D6" w:sz="4"/>
@@ -20105,7 +20219,7 @@
         </w:tc>
         <w:tc>
           <w:tcPr>
-            <w:tcW w:type="dxa" w:w="2225"/>
+            <w:tcW w:type="dxa" w:w="2007"/>
             <w:tcBorders>
               <w:top w:val="single" w:color="BFC9D6" w:sz="4"/>
               <w:left w:val="single" w:color="BFC9D6" w:sz="4"/>
@@ -20142,7 +20256,7 @@
         </w:tc>
         <w:tc>
           <w:tcPr>
-            <w:tcW w:type="dxa" w:w="2784"/>
+            <w:tcW w:type="dxa" w:w="3390"/>
             <w:tcBorders>
               <w:top w:val="single" w:color="BFC9D6" w:sz="4"/>
               <w:left w:val="single" w:color="BFC9D6" w:sz="4"/>
@@ -20188,7 +20302,7 @@
         </w:tc>
         <w:tc>
           <w:tcPr>
-            <w:tcW w:type="dxa" w:w="961"/>
+            <w:tcW w:type="dxa" w:w="955"/>
             <w:tcBorders>
               <w:top w:val="single" w:color="BFC9D6" w:sz="4"/>
               <w:left w:val="single" w:color="BFC9D6" w:sz="4"/>
@@ -20225,7 +20339,7 @@
         </w:tc>
         <w:tc>
           <w:tcPr>
-            <w:tcW w:type="dxa" w:w="2643"/>
+            <w:tcW w:type="dxa" w:w="2383"/>
             <w:tcBorders>
               <w:top w:val="single" w:color="BFC9D6" w:sz="4"/>
               <w:left w:val="single" w:color="BFC9D6" w:sz="4"/>
@@ -20267,7 +20381,7 @@
         </w:trPr>
         <w:tc>
           <w:tcPr>
-            <w:tcW w:type="dxa" w:w="1251"/>
+            <w:tcW w:type="dxa" w:w="1129"/>
             <w:tcBorders>
               <w:top w:val="single" w:color="BFC9D6" w:sz="4"/>
               <w:left w:val="single" w:color="BFC9D6" w:sz="4"/>
@@ -20303,7 +20417,7 @@
         </w:tc>
         <w:tc>
           <w:tcPr>
-            <w:tcW w:type="dxa" w:w="2225"/>
+            <w:tcW w:type="dxa" w:w="2007"/>
             <w:tcBorders>
               <w:top w:val="single" w:color="BFC9D6" w:sz="4"/>
               <w:left w:val="single" w:color="BFC9D6" w:sz="4"/>
@@ -20339,7 +20453,7 @@
         </w:tc>
         <w:tc>
           <w:tcPr>
-            <w:tcW w:type="dxa" w:w="2784"/>
+            <w:tcW w:type="dxa" w:w="3390"/>
             <w:tcBorders>
               <w:top w:val="single" w:color="BFC9D6" w:sz="4"/>
               <w:left w:val="single" w:color="BFC9D6" w:sz="4"/>
@@ -20384,7 +20498,7 @@
         </w:tc>
         <w:tc>
           <w:tcPr>
-            <w:tcW w:type="dxa" w:w="961"/>
+            <w:tcW w:type="dxa" w:w="955"/>
             <w:tcBorders>
               <w:top w:val="single" w:color="BFC9D6" w:sz="4"/>
               <w:left w:val="single" w:color="BFC9D6" w:sz="4"/>
@@ -20420,7 +20534,7 @@
         </w:tc>
         <w:tc>
           <w:tcPr>
-            <w:tcW w:type="dxa" w:w="2643"/>
+            <w:tcW w:type="dxa" w:w="2383"/>
             <w:tcBorders>
               <w:top w:val="single" w:color="BFC9D6" w:sz="4"/>
               <w:left w:val="single" w:color="BFC9D6" w:sz="4"/>
@@ -20461,7 +20575,7 @@
         </w:trPr>
         <w:tc>
           <w:tcPr>
-            <w:tcW w:type="dxa" w:w="1251"/>
+            <w:tcW w:type="dxa" w:w="1129"/>
             <w:tcBorders>
               <w:top w:val="single" w:color="BFC9D6" w:sz="4"/>
               <w:left w:val="single" w:color="BFC9D6" w:sz="4"/>
@@ -20498,7 +20612,7 @@
         </w:tc>
         <w:tc>
           <w:tcPr>
-            <w:tcW w:type="dxa" w:w="2225"/>
+            <w:tcW w:type="dxa" w:w="2007"/>
             <w:tcBorders>
               <w:top w:val="single" w:color="BFC9D6" w:sz="4"/>
               <w:left w:val="single" w:color="BFC9D6" w:sz="4"/>
@@ -20535,7 +20649,7 @@
         </w:tc>
         <w:tc>
           <w:tcPr>
-            <w:tcW w:type="dxa" w:w="2784"/>
+            <w:tcW w:type="dxa" w:w="3390"/>
             <w:tcBorders>
               <w:top w:val="single" w:color="BFC9D6" w:sz="4"/>
               <w:left w:val="single" w:color="BFC9D6" w:sz="4"/>
@@ -20605,7 +20719,7 @@
         </w:tc>
         <w:tc>
           <w:tcPr>
-            <w:tcW w:type="dxa" w:w="961"/>
+            <w:tcW w:type="dxa" w:w="955"/>
             <w:tcBorders>
               <w:top w:val="single" w:color="BFC9D6" w:sz="4"/>
               <w:left w:val="single" w:color="BFC9D6" w:sz="4"/>
@@ -20642,7 +20756,7 @@
         </w:tc>
         <w:tc>
           <w:tcPr>
-            <w:tcW w:type="dxa" w:w="2643"/>
+            <w:tcW w:type="dxa" w:w="2383"/>
             <w:tcBorders>
               <w:top w:val="single" w:color="BFC9D6" w:sz="4"/>
               <w:left w:val="single" w:color="BFC9D6" w:sz="4"/>
@@ -20684,7 +20798,7 @@
         </w:trPr>
         <w:tc>
           <w:tcPr>
-            <w:tcW w:type="dxa" w:w="1251"/>
+            <w:tcW w:type="dxa" w:w="1129"/>
             <w:tcBorders>
               <w:top w:val="single" w:color="BFC9D6" w:sz="4"/>
               <w:left w:val="single" w:color="BFC9D6" w:sz="4"/>
@@ -20720,7 +20834,7 @@
         </w:tc>
         <w:tc>
           <w:tcPr>
-            <w:tcW w:type="dxa" w:w="2225"/>
+            <w:tcW w:type="dxa" w:w="2007"/>
             <w:tcBorders>
               <w:top w:val="single" w:color="BFC9D6" w:sz="4"/>
               <w:left w:val="single" w:color="BFC9D6" w:sz="4"/>
@@ -20756,7 +20870,7 @@
         </w:tc>
         <w:tc>
           <w:tcPr>
-            <w:tcW w:type="dxa" w:w="2784"/>
+            <w:tcW w:type="dxa" w:w="3390"/>
             <w:tcBorders>
               <w:top w:val="single" w:color="BFC9D6" w:sz="4"/>
               <w:left w:val="single" w:color="BFC9D6" w:sz="4"/>
@@ -20795,13 +20909,105 @@
                 <w:szCs w:val="18"/>
                 <w:rtl/>
               </w:rPr>
-              <w:t xml:space="preserve"> معتمد من المالك (2026-10-12): تُنقل إلى العقدة بالرمز نفسه في اللاحق بحركة مدققة؛ وما لا مقابل له يظهر في R-FAC-03</w:t>
-            </w:r>
-          </w:p>
-        </w:tc>
-        <w:tc>
-          <w:tcPr>
-            <w:tcW w:type="dxa" w:w="961"/>
+              <w:t xml:space="preserve"> معتمد من المالك (2026-10-12): تُنقل إلى العقدة بالرمز نفسه في اللاحق بحركة مدققة؛ وما لا مقابل له يظهر في R-FAC-03. </w:t>
+            </w:r>
+            <w:r>
+              <w:rPr>
+                <w:rFonts w:ascii="Segoe UI Emoji" w:cs="Segoe UI Emoji" w:eastAsia="Segoe UI Emoji" w:hAnsi="Segoe UI Emoji"/>
+                <w:sz w:val="18"/>
+                <w:szCs w:val="18"/>
+                <w:rtl/>
+              </w:rPr>
+              <w:t xml:space="preserve">✅</w:t>
+            </w:r>
+            <w:r>
+              <w:rPr>
+                <w:rFonts w:ascii="Arial" w:cs="Arial" w:eastAsia="Arial" w:hAnsi="Arial"/>
+                <w:b w:val="false"/>
+                <w:bCs w:val="false"/>
+                <w:sz w:val="18"/>
+                <w:szCs w:val="18"/>
+                <w:rtl/>
+              </w:rPr>
+              <w:t xml:space="preserve"> منفّذ (2026-10-18، B6): </w:t>
+            </w:r>
+            <w:r>
+              <w:rPr>
+                <w:rFonts w:ascii="Courier New" w:cs="Courier New" w:eastAsia="Courier New" w:hAnsi="Courier New"/>
+                <w:b w:val="false"/>
+                <w:bCs w:val="false"/>
+                <w:color w:val="1F2937"/>
+                <w:sz w:val="16"/>
+                <w:szCs w:val="16"/>
+                <w:shd w:fill="F1F3F5" w:color="auto" w:val="clear"/>
+                <w:rtl/>
+              </w:rPr>
+              <w:t xml:space="preserve">‎fac.Utilization‎</w:t>
+            </w:r>
+            <w:r>
+              <w:rPr>
+                <w:rFonts w:ascii="Arial" w:cs="Arial" w:eastAsia="Arial" w:hAnsi="Arial"/>
+                <w:b w:val="false"/>
+                <w:bCs w:val="false"/>
+                <w:sz w:val="18"/>
+                <w:szCs w:val="18"/>
+                <w:rtl/>
+              </w:rPr>
+              <w:t xml:space="preserve"> في TRANSFERRED يشير ببند في اللاحق نفسه (</w:t>
+            </w:r>
+            <w:r>
+              <w:rPr>
+                <w:rFonts w:ascii="Courier New" w:cs="Courier New" w:eastAsia="Courier New" w:hAnsi="Courier New"/>
+                <w:b w:val="false"/>
+                <w:bCs w:val="false"/>
+                <w:color w:val="1F2937"/>
+                <w:sz w:val="16"/>
+                <w:szCs w:val="16"/>
+                <w:shd w:fill="F1F3F5" w:color="auto" w:val="clear"/>
+                <w:rtl/>
+              </w:rPr>
+              <w:t xml:space="preserve">‎PreviousFacilityId‎</w:t>
+            </w:r>
+            <w:r>
+              <w:rPr>
+                <w:rFonts w:ascii="Arial" w:cs="Arial" w:eastAsia="Arial" w:hAnsi="Arial"/>
+                <w:b w:val="false"/>
+                <w:bCs w:val="false"/>
+                <w:sz w:val="18"/>
+                <w:szCs w:val="18"/>
+                <w:rtl/>
+              </w:rPr>
+              <w:t xml:space="preserve">) عبر مفتاحين مركّبين، وحركة TRANSFER بسبب في </w:t>
+            </w:r>
+            <w:r>
+              <w:rPr>
+                <w:rFonts w:ascii="Courier New" w:cs="Courier New" w:eastAsia="Courier New" w:hAnsi="Courier New"/>
+                <w:b w:val="false"/>
+                <w:bCs w:val="false"/>
+                <w:color w:val="1F2937"/>
+                <w:sz w:val="16"/>
+                <w:szCs w:val="16"/>
+                <w:shd w:fill="F1F3F5" w:color="auto" w:val="clear"/>
+                <w:rtl/>
+              </w:rPr>
+              <w:t xml:space="preserve">‎fac.LimitMovement‎</w:t>
+            </w:r>
+            <w:r>
+              <w:rPr>
+                <w:rFonts w:ascii="Arial" w:cs="Arial" w:eastAsia="Arial" w:hAnsi="Arial"/>
+                <w:b w:val="false"/>
+                <w:bCs w:val="false"/>
+                <w:sz w:val="18"/>
+                <w:szCs w:val="18"/>
+                <w:rtl/>
+              </w:rPr>
+              <w:t xml:space="preserve"> (SR9)؛ ومطابقة الرمز يفحصها التطبيق، والحجز يُفك بسبب SUPERSEDED</w:t>
+            </w:r>
+          </w:p>
+        </w:tc>
+        <w:tc>
+          <w:tcPr>
+            <w:tcW w:type="dxa" w:w="955"/>
             <w:tcBorders>
               <w:top w:val="single" w:color="BFC9D6" w:sz="4"/>
               <w:left w:val="single" w:color="BFC9D6" w:sz="4"/>
@@ -20837,7 +21043,7 @@
         </w:tc>
         <w:tc>
           <w:tcPr>
-            <w:tcW w:type="dxa" w:w="2643"/>
+            <w:tcW w:type="dxa" w:w="2383"/>
             <w:tcBorders>
               <w:top w:val="single" w:color="BFC9D6" w:sz="4"/>
               <w:left w:val="single" w:color="BFC9D6" w:sz="4"/>
@@ -20878,7 +21084,7 @@
         </w:trPr>
         <w:tc>
           <w:tcPr>
-            <w:tcW w:type="dxa" w:w="1251"/>
+            <w:tcW w:type="dxa" w:w="1129"/>
             <w:tcBorders>
               <w:top w:val="single" w:color="BFC9D6" w:sz="4"/>
               <w:left w:val="single" w:color="BFC9D6" w:sz="4"/>
@@ -20915,7 +21121,7 @@
         </w:tc>
         <w:tc>
           <w:tcPr>
-            <w:tcW w:type="dxa" w:w="2225"/>
+            <w:tcW w:type="dxa" w:w="2007"/>
             <w:tcBorders>
               <w:top w:val="single" w:color="BFC9D6" w:sz="4"/>
               <w:left w:val="single" w:color="BFC9D6" w:sz="4"/>
@@ -20952,7 +21158,7 @@
         </w:tc>
         <w:tc>
           <w:tcPr>
-            <w:tcW w:type="dxa" w:w="2784"/>
+            <w:tcW w:type="dxa" w:w="3390"/>
             <w:tcBorders>
               <w:top w:val="single" w:color="BFC9D6" w:sz="4"/>
               <w:left w:val="single" w:color="BFC9D6" w:sz="4"/>
@@ -20998,7 +21204,7 @@
         </w:tc>
         <w:tc>
           <w:tcPr>
-            <w:tcW w:type="dxa" w:w="961"/>
+            <w:tcW w:type="dxa" w:w="955"/>
             <w:tcBorders>
               <w:top w:val="single" w:color="BFC9D6" w:sz="4"/>
               <w:left w:val="single" w:color="BFC9D6" w:sz="4"/>
@@ -21035,7 +21241,7 @@
         </w:tc>
         <w:tc>
           <w:tcPr>
-            <w:tcW w:type="dxa" w:w="2643"/>
+            <w:tcW w:type="dxa" w:w="2383"/>
             <w:tcBorders>
               <w:top w:val="single" w:color="BFC9D6" w:sz="4"/>
               <w:left w:val="single" w:color="BFC9D6" w:sz="4"/>
@@ -21077,7 +21283,7 @@
         </w:trPr>
         <w:tc>
           <w:tcPr>
-            <w:tcW w:type="dxa" w:w="1251"/>
+            <w:tcW w:type="dxa" w:w="1129"/>
             <w:tcBorders>
               <w:top w:val="single" w:color="BFC9D6" w:sz="4"/>
               <w:left w:val="single" w:color="BFC9D6" w:sz="4"/>
@@ -21113,7 +21319,7 @@
         </w:tc>
         <w:tc>
           <w:tcPr>
-            <w:tcW w:type="dxa" w:w="2225"/>
+            <w:tcW w:type="dxa" w:w="2007"/>
             <w:tcBorders>
               <w:top w:val="single" w:color="BFC9D6" w:sz="4"/>
               <w:left w:val="single" w:color="BFC9D6" w:sz="4"/>
@@ -21149,7 +21355,7 @@
         </w:tc>
         <w:tc>
           <w:tcPr>
-            <w:tcW w:type="dxa" w:w="2784"/>
+            <w:tcW w:type="dxa" w:w="3390"/>
             <w:tcBorders>
               <w:top w:val="single" w:color="BFC9D6" w:sz="4"/>
               <w:left w:val="single" w:color="BFC9D6" w:sz="4"/>
@@ -21207,7 +21413,7 @@
         </w:tc>
         <w:tc>
           <w:tcPr>
-            <w:tcW w:type="dxa" w:w="961"/>
+            <w:tcW w:type="dxa" w:w="955"/>
             <w:tcBorders>
               <w:top w:val="single" w:color="BFC9D6" w:sz="4"/>
               <w:left w:val="single" w:color="BFC9D6" w:sz="4"/>
@@ -21243,7 +21449,7 @@
         </w:tc>
         <w:tc>
           <w:tcPr>
-            <w:tcW w:type="dxa" w:w="2643"/>
+            <w:tcW w:type="dxa" w:w="2383"/>
             <w:tcBorders>
               <w:top w:val="single" w:color="BFC9D6" w:sz="4"/>
               <w:left w:val="single" w:color="BFC9D6" w:sz="4"/>
@@ -21284,7 +21490,7 @@
         </w:trPr>
         <w:tc>
           <w:tcPr>
-            <w:tcW w:type="dxa" w:w="1251"/>
+            <w:tcW w:type="dxa" w:w="1129"/>
             <w:tcBorders>
               <w:top w:val="single" w:color="BFC9D6" w:sz="4"/>
               <w:left w:val="single" w:color="BFC9D6" w:sz="4"/>
@@ -21321,7 +21527,7 @@
         </w:tc>
         <w:tc>
           <w:tcPr>
-            <w:tcW w:type="dxa" w:w="2225"/>
+            <w:tcW w:type="dxa" w:w="2007"/>
             <w:tcBorders>
               <w:top w:val="single" w:color="BFC9D6" w:sz="4"/>
               <w:left w:val="single" w:color="BFC9D6" w:sz="4"/>
@@ -21358,7 +21564,7 @@
         </w:tc>
         <w:tc>
           <w:tcPr>
-            <w:tcW w:type="dxa" w:w="2784"/>
+            <w:tcW w:type="dxa" w:w="3390"/>
             <w:tcBorders>
               <w:top w:val="single" w:color="BFC9D6" w:sz="4"/>
               <w:left w:val="single" w:color="BFC9D6" w:sz="4"/>
@@ -21395,7 +21601,7 @@
         </w:tc>
         <w:tc>
           <w:tcPr>
-            <w:tcW w:type="dxa" w:w="961"/>
+            <w:tcW w:type="dxa" w:w="955"/>
             <w:tcBorders>
               <w:top w:val="single" w:color="BFC9D6" w:sz="4"/>
               <w:left w:val="single" w:color="BFC9D6" w:sz="4"/>
@@ -21432,7 +21638,7 @@
         </w:tc>
         <w:tc>
           <w:tcPr>
-            <w:tcW w:type="dxa" w:w="2643"/>
+            <w:tcW w:type="dxa" w:w="2383"/>
             <w:tcBorders>
               <w:top w:val="single" w:color="BFC9D6" w:sz="4"/>
               <w:left w:val="single" w:color="BFC9D6" w:sz="4"/>
@@ -21474,7 +21680,7 @@
         </w:trPr>
         <w:tc>
           <w:tcPr>
-            <w:tcW w:type="dxa" w:w="1251"/>
+            <w:tcW w:type="dxa" w:w="1129"/>
             <w:tcBorders>
               <w:top w:val="single" w:color="BFC9D6" w:sz="4"/>
               <w:left w:val="single" w:color="BFC9D6" w:sz="4"/>
@@ -21510,7 +21716,7 @@
         </w:tc>
         <w:tc>
           <w:tcPr>
-            <w:tcW w:type="dxa" w:w="2225"/>
+            <w:tcW w:type="dxa" w:w="2007"/>
             <w:tcBorders>
               <w:top w:val="single" w:color="BFC9D6" w:sz="4"/>
               <w:left w:val="single" w:color="BFC9D6" w:sz="4"/>
@@ -21546,7 +21752,7 @@
         </w:tc>
         <w:tc>
           <w:tcPr>
-            <w:tcW w:type="dxa" w:w="2784"/>
+            <w:tcW w:type="dxa" w:w="3390"/>
             <w:tcBorders>
               <w:top w:val="single" w:color="BFC9D6" w:sz="4"/>
               <w:left w:val="single" w:color="BFC9D6" w:sz="4"/>
@@ -21582,7 +21788,7 @@
         </w:tc>
         <w:tc>
           <w:tcPr>
-            <w:tcW w:type="dxa" w:w="961"/>
+            <w:tcW w:type="dxa" w:w="955"/>
             <w:tcBorders>
               <w:top w:val="single" w:color="BFC9D6" w:sz="4"/>
               <w:left w:val="single" w:color="BFC9D6" w:sz="4"/>
@@ -21618,7 +21824,7 @@
         </w:tc>
         <w:tc>
           <w:tcPr>
-            <w:tcW w:type="dxa" w:w="2643"/>
+            <w:tcW w:type="dxa" w:w="2383"/>
             <w:tcBorders>
               <w:top w:val="single" w:color="BFC9D6" w:sz="4"/>
               <w:left w:val="single" w:color="BFC9D6" w:sz="4"/>
@@ -21659,7 +21865,7 @@
         </w:trPr>
         <w:tc>
           <w:tcPr>
-            <w:tcW w:type="dxa" w:w="1251"/>
+            <w:tcW w:type="dxa" w:w="1129"/>
             <w:tcBorders>
               <w:top w:val="single" w:color="BFC9D6" w:sz="4"/>
               <w:left w:val="single" w:color="BFC9D6" w:sz="4"/>
@@ -21696,7 +21902,7 @@
         </w:tc>
         <w:tc>
           <w:tcPr>
-            <w:tcW w:type="dxa" w:w="2225"/>
+            <w:tcW w:type="dxa" w:w="2007"/>
             <w:tcBorders>
               <w:top w:val="single" w:color="BFC9D6" w:sz="4"/>
               <w:left w:val="single" w:color="BFC9D6" w:sz="4"/>
@@ -21733,7 +21939,7 @@
         </w:tc>
         <w:tc>
           <w:tcPr>
-            <w:tcW w:type="dxa" w:w="2784"/>
+            <w:tcW w:type="dxa" w:w="3390"/>
             <w:tcBorders>
               <w:top w:val="single" w:color="BFC9D6" w:sz="4"/>
               <w:left w:val="single" w:color="BFC9D6" w:sz="4"/>
@@ -21770,7 +21976,7 @@
         </w:tc>
         <w:tc>
           <w:tcPr>
-            <w:tcW w:type="dxa" w:w="961"/>
+            <w:tcW w:type="dxa" w:w="955"/>
             <w:tcBorders>
               <w:top w:val="single" w:color="BFC9D6" w:sz="4"/>
               <w:left w:val="single" w:color="BFC9D6" w:sz="4"/>
@@ -21807,7 +22013,7 @@
         </w:tc>
         <w:tc>
           <w:tcPr>
-            <w:tcW w:type="dxa" w:w="2643"/>
+            <w:tcW w:type="dxa" w:w="2383"/>
             <w:tcBorders>
               <w:top w:val="single" w:color="BFC9D6" w:sz="4"/>
               <w:left w:val="single" w:color="BFC9D6" w:sz="4"/>
@@ -21849,7 +22055,7 @@
         </w:trPr>
         <w:tc>
           <w:tcPr>
-            <w:tcW w:type="dxa" w:w="1251"/>
+            <w:tcW w:type="dxa" w:w="1129"/>
             <w:tcBorders>
               <w:top w:val="single" w:color="BFC9D6" w:sz="4"/>
               <w:left w:val="single" w:color="BFC9D6" w:sz="4"/>
@@ -21885,7 +22091,7 @@
         </w:tc>
         <w:tc>
           <w:tcPr>
-            <w:tcW w:type="dxa" w:w="2225"/>
+            <w:tcW w:type="dxa" w:w="2007"/>
             <w:tcBorders>
               <w:top w:val="single" w:color="BFC9D6" w:sz="4"/>
               <w:left w:val="single" w:color="BFC9D6" w:sz="4"/>
@@ -21921,7 +22127,7 @@
         </w:tc>
         <w:tc>
           <w:tcPr>
-            <w:tcW w:type="dxa" w:w="2784"/>
+            <w:tcW w:type="dxa" w:w="3390"/>
             <w:tcBorders>
               <w:top w:val="single" w:color="BFC9D6" w:sz="4"/>
               <w:left w:val="single" w:color="BFC9D6" w:sz="4"/>
@@ -21966,7 +22172,7 @@
         </w:tc>
         <w:tc>
           <w:tcPr>
-            <w:tcW w:type="dxa" w:w="961"/>
+            <w:tcW w:type="dxa" w:w="955"/>
             <w:tcBorders>
               <w:top w:val="single" w:color="BFC9D6" w:sz="4"/>
               <w:left w:val="single" w:color="BFC9D6" w:sz="4"/>
@@ -22002,7 +22208,7 @@
         </w:tc>
         <w:tc>
           <w:tcPr>
-            <w:tcW w:type="dxa" w:w="2643"/>
+            <w:tcW w:type="dxa" w:w="2383"/>
             <w:tcBorders>
               <w:top w:val="single" w:color="BFC9D6" w:sz="4"/>
               <w:left w:val="single" w:color="BFC9D6" w:sz="4"/>
@@ -22043,7 +22249,7 @@
         </w:trPr>
         <w:tc>
           <w:tcPr>
-            <w:tcW w:type="dxa" w:w="1251"/>
+            <w:tcW w:type="dxa" w:w="1129"/>
             <w:tcBorders>
               <w:top w:val="single" w:color="BFC9D6" w:sz="4"/>
               <w:left w:val="single" w:color="BFC9D6" w:sz="4"/>
@@ -22080,7 +22286,7 @@
         </w:tc>
         <w:tc>
           <w:tcPr>
-            <w:tcW w:type="dxa" w:w="2225"/>
+            <w:tcW w:type="dxa" w:w="2007"/>
             <w:tcBorders>
               <w:top w:val="single" w:color="BFC9D6" w:sz="4"/>
               <w:left w:val="single" w:color="BFC9D6" w:sz="4"/>
@@ -22141,7 +22347,7 @@
         </w:tc>
         <w:tc>
           <w:tcPr>
-            <w:tcW w:type="dxa" w:w="2784"/>
+            <w:tcW w:type="dxa" w:w="3390"/>
             <w:tcBorders>
               <w:top w:val="single" w:color="BFC9D6" w:sz="4"/>
               <w:left w:val="single" w:color="BFC9D6" w:sz="4"/>
@@ -22178,7 +22384,7 @@
         </w:tc>
         <w:tc>
           <w:tcPr>
-            <w:tcW w:type="dxa" w:w="961"/>
+            <w:tcW w:type="dxa" w:w="955"/>
             <w:tcBorders>
               <w:top w:val="single" w:color="BFC9D6" w:sz="4"/>
               <w:left w:val="single" w:color="BFC9D6" w:sz="4"/>
@@ -22215,7 +22421,7 @@
         </w:tc>
         <w:tc>
           <w:tcPr>
-            <w:tcW w:type="dxa" w:w="2643"/>
+            <w:tcW w:type="dxa" w:w="2383"/>
             <w:tcBorders>
               <w:top w:val="single" w:color="BFC9D6" w:sz="4"/>
               <w:left w:val="single" w:color="BFC9D6" w:sz="4"/>
@@ -22257,7 +22463,7 @@
         </w:trPr>
         <w:tc>
           <w:tcPr>
-            <w:tcW w:type="dxa" w:w="1251"/>
+            <w:tcW w:type="dxa" w:w="1129"/>
             <w:tcBorders>
               <w:top w:val="single" w:color="BFC9D6" w:sz="4"/>
               <w:left w:val="single" w:color="BFC9D6" w:sz="4"/>
@@ -22293,7 +22499,7 @@
         </w:tc>
         <w:tc>
           <w:tcPr>
-            <w:tcW w:type="dxa" w:w="2225"/>
+            <w:tcW w:type="dxa" w:w="2007"/>
             <w:tcBorders>
               <w:top w:val="single" w:color="BFC9D6" w:sz="4"/>
               <w:left w:val="single" w:color="BFC9D6" w:sz="4"/>
@@ -22329,7 +22535,7 @@
         </w:tc>
         <w:tc>
           <w:tcPr>
-            <w:tcW w:type="dxa" w:w="2784"/>
+            <w:tcW w:type="dxa" w:w="3390"/>
             <w:tcBorders>
               <w:top w:val="single" w:color="BFC9D6" w:sz="4"/>
               <w:left w:val="single" w:color="BFC9D6" w:sz="4"/>
@@ -22378,7 +22584,7 @@
         </w:tc>
         <w:tc>
           <w:tcPr>
-            <w:tcW w:type="dxa" w:w="961"/>
+            <w:tcW w:type="dxa" w:w="955"/>
             <w:tcBorders>
               <w:top w:val="single" w:color="BFC9D6" w:sz="4"/>
               <w:left w:val="single" w:color="BFC9D6" w:sz="4"/>
@@ -22414,7 +22620,7 @@
         </w:tc>
         <w:tc>
           <w:tcPr>
-            <w:tcW w:type="dxa" w:w="2643"/>
+            <w:tcW w:type="dxa" w:w="2383"/>
             <w:tcBorders>
               <w:top w:val="single" w:color="BFC9D6" w:sz="4"/>
               <w:left w:val="single" w:color="BFC9D6" w:sz="4"/>
@@ -22455,7 +22661,7 @@
         </w:trPr>
         <w:tc>
           <w:tcPr>
-            <w:tcW w:type="dxa" w:w="1251"/>
+            <w:tcW w:type="dxa" w:w="1129"/>
             <w:tcBorders>
               <w:top w:val="single" w:color="BFC9D6" w:sz="4"/>
               <w:left w:val="single" w:color="BFC9D6" w:sz="4"/>
@@ -22492,7 +22698,7 @@
         </w:tc>
         <w:tc>
           <w:tcPr>
-            <w:tcW w:type="dxa" w:w="2225"/>
+            <w:tcW w:type="dxa" w:w="2007"/>
             <w:tcBorders>
               <w:top w:val="single" w:color="BFC9D6" w:sz="4"/>
               <w:left w:val="single" w:color="BFC9D6" w:sz="4"/>
@@ -22529,7 +22735,7 @@
         </w:tc>
         <w:tc>
           <w:tcPr>
-            <w:tcW w:type="dxa" w:w="2784"/>
+            <w:tcW w:type="dxa" w:w="3390"/>
             <w:tcBorders>
               <w:top w:val="single" w:color="BFC9D6" w:sz="4"/>
               <w:left w:val="single" w:color="BFC9D6" w:sz="4"/>
@@ -22590,7 +22796,7 @@
         </w:tc>
         <w:tc>
           <w:tcPr>
-            <w:tcW w:type="dxa" w:w="961"/>
+            <w:tcW w:type="dxa" w:w="955"/>
             <w:tcBorders>
               <w:top w:val="single" w:color="BFC9D6" w:sz="4"/>
               <w:left w:val="single" w:color="BFC9D6" w:sz="4"/>
@@ -22627,7 +22833,7 @@
         </w:tc>
         <w:tc>
           <w:tcPr>
-            <w:tcW w:type="dxa" w:w="2643"/>
+            <w:tcW w:type="dxa" w:w="2383"/>
             <w:tcBorders>
               <w:top w:val="single" w:color="BFC9D6" w:sz="4"/>
               <w:left w:val="single" w:color="BFC9D6" w:sz="4"/>
@@ -22669,7 +22875,7 @@
         </w:trPr>
         <w:tc>
           <w:tcPr>
-            <w:tcW w:type="dxa" w:w="1251"/>
+            <w:tcW w:type="dxa" w:w="1129"/>
             <w:tcBorders>
               <w:top w:val="single" w:color="BFC9D6" w:sz="4"/>
               <w:left w:val="single" w:color="BFC9D6" w:sz="4"/>
@@ -22705,7 +22911,7 @@
         </w:tc>
         <w:tc>
           <w:tcPr>
-            <w:tcW w:type="dxa" w:w="2225"/>
+            <w:tcW w:type="dxa" w:w="2007"/>
             <w:tcBorders>
               <w:top w:val="single" w:color="BFC9D6" w:sz="4"/>
               <w:left w:val="single" w:color="BFC9D6" w:sz="4"/>
@@ -22741,7 +22947,7 @@
         </w:tc>
         <w:tc>
           <w:tcPr>
-            <w:tcW w:type="dxa" w:w="2784"/>
+            <w:tcW w:type="dxa" w:w="3390"/>
             <w:tcBorders>
               <w:top w:val="single" w:color="BFC9D6" w:sz="4"/>
               <w:left w:val="single" w:color="BFC9D6" w:sz="4"/>
@@ -22777,7 +22983,7 @@
         </w:tc>
         <w:tc>
           <w:tcPr>
-            <w:tcW w:type="dxa" w:w="961"/>
+            <w:tcW w:type="dxa" w:w="955"/>
             <w:tcBorders>
               <w:top w:val="single" w:color="BFC9D6" w:sz="4"/>
               <w:left w:val="single" w:color="BFC9D6" w:sz="4"/>
@@ -22813,7 +23019,7 @@
         </w:tc>
         <w:tc>
           <w:tcPr>
-            <w:tcW w:type="dxa" w:w="2643"/>
+            <w:tcW w:type="dxa" w:w="2383"/>
             <w:tcBorders>
               <w:top w:val="single" w:color="BFC9D6" w:sz="4"/>
               <w:left w:val="single" w:color="BFC9D6" w:sz="4"/>
